--- a/Documents/Test_Cases_ChurnSight_v2_0.docx
+++ b/Documents/Test_Cases_ChurnSight_v2_0.docx
@@ -226,6 +226,29 @@
     </w:p>
     <w:p>
       <w:pPr>
+        <w:spacing w:after="40" w:before="40"/>
+      </w:pPr>
+      <w:r>
+        <w:rPr>
+          <w:b/>
+          <w:bCs/>
+          <w:color w:val="64748B"/>
+          <w:sz w:val="18"/>
+          <w:szCs w:val="18"/>
+        </w:rPr>
+        <w:t xml:space="preserve">Revised:  </w:t>
+      </w:r>
+      <w:r>
+        <w:rPr>
+          <w:color w:val="1E293B"/>
+          <w:sz w:val="18"/>
+          <w:szCs w:val="18"/>
+        </w:rPr>
+        <w:t xml:space="preserve">14 Oct 2026 — checked against the live code; see Change Log</w:t>
+      </w:r>
+    </w:p>
+    <w:p>
+      <w:pPr>
         <w:spacing w:before="80"/>
       </w:pPr>
     </w:p>
@@ -273,7 +296,7 @@
           <w:sz w:val="20"/>
           <w:szCs w:val="20"/>
         </w:rPr>
-        <w:t xml:space="preserve">Testing for ChurnSight v2.0 covers five layers: unit tests (Python + JS), API integration tests, end-to-end UI tests, accessibility checks, and admin console functional tests. The CI pipeline (GitHub Actions) runs the full test suite on every pull request. Target coverage: ≥ 80% for backend Python code, ≥ 70% for frontend components, 100% for admin console critical paths.</w:t>
+        <w:t xml:space="preserve">CI today (GitHub Actions, every pull request): pytest on Python 3.12 and 3.13 (191 tests), the same suite on PostgreSQL with row-level security, a model evaluation gate, the frontend production build, a container smoke test, and dependency and image scanning. Frontend unit tests, Playwright and axe-core are not set up yet; axe-core and Playwright are planned for Sprint 4 (QA-01). Coverage targets: ≥ 80% backend, 100% for admin console critical paths.</w:t>
       </w:r>
     </w:p>
     <w:tbl>
@@ -527,7 +550,7 @@
                 <w:sz w:val="18"/>
                 <w:szCs w:val="18"/>
               </w:rPr>
-              <w:t xml:space="preserve">Vitest + React Testing Library</w:t>
+              <w:t xml:space="preserve">Not set up (Vitest after a React migration)</w:t>
             </w:r>
           </w:p>
         </w:tc>
@@ -571,7 +594,7 @@
                 <w:sz w:val="18"/>
                 <w:szCs w:val="18"/>
               </w:rPr>
-              <w:t xml:space="preserve">PR, push to main</w:t>
+              <w:t xml:space="preserve">Planned</w:t>
             </w:r>
           </w:p>
         </w:tc>
@@ -617,7 +640,7 @@
                 <w:sz w:val="18"/>
                 <w:szCs w:val="18"/>
               </w:rPr>
-              <w:t xml:space="preserve">pytest + httpx</w:t>
+              <w:t xml:space="preserve">pytest + Flask test client</w:t>
             </w:r>
           </w:p>
         </w:tc>
@@ -707,7 +730,7 @@
                 <w:sz w:val="18"/>
                 <w:szCs w:val="18"/>
               </w:rPr>
-              <w:t xml:space="preserve">Playwright (Chromium)</w:t>
+              <w:t xml:space="preserve">Playwright (Chromium) — planned Sprint 4</w:t>
             </w:r>
           </w:p>
         </w:tc>
@@ -797,7 +820,7 @@
                 <w:sz w:val="18"/>
                 <w:szCs w:val="18"/>
               </w:rPr>
-              <w:t xml:space="preserve">axe-core + manual audit</w:t>
+              <w:t xml:space="preserve">axe-core — planned Sprint 4; manual audit</w:t>
             </w:r>
           </w:p>
         </w:tc>
@@ -887,7 +910,7 @@
                 <w:sz w:val="18"/>
                 <w:szCs w:val="18"/>
               </w:rPr>
-              <w:t xml:space="preserve">Custom render script + visual diff</w:t>
+              <w:t xml:space="preserve">pytest render tests (tests/test_mailer.py) + manual inbox check</w:t>
             </w:r>
           </w:p>
         </w:tc>
@@ -977,7 +1000,7 @@
                 <w:sz w:val="18"/>
                 <w:szCs w:val="18"/>
               </w:rPr>
-              <w:t xml:space="preserve">Playwright</w:t>
+              <w:t xml:space="preserve">Playwright — planned with admin sprints</w:t>
             </w:r>
           </w:p>
         </w:tc>
@@ -2825,7 +2848,7 @@
                 <w:sz w:val="18"/>
                 <w:szCs w:val="18"/>
               </w:rPr>
-              <w:t xml:space="preserve">Upload CSV with email column</w:t>
+              <w:t xml:space="preserve">Upload CSV with an email column</w:t>
             </w:r>
           </w:p>
         </w:tc>
@@ -2847,7 +2870,7 @@
                 <w:sz w:val="18"/>
                 <w:szCs w:val="18"/>
               </w:rPr>
-              <w:t xml:space="preserve">Warning banner: possible PII detected; upload proceeds</w:t>
+              <w:t xml:space="preserve">Column flagged as personal data in the preview and excluded from the model and storage</w:t>
             </w:r>
           </w:p>
         </w:tc>
@@ -2869,7 +2892,7 @@
                 <w:sz w:val="18"/>
                 <w:szCs w:val="18"/>
               </w:rPr>
-              <w:t xml:space="preserve">Planned</w:t>
+              <w:t xml:space="preserve">Not run</w:t>
             </w:r>
           </w:p>
         </w:tc>
@@ -3190,7 +3213,7 @@
                 <w:sz w:val="18"/>
                 <w:szCs w:val="18"/>
               </w:rPr>
-              <w:t xml:space="preserve">Pass</w:t>
+              <w:t xml:space="preserve">Not built (score is 100 − churn probability; composite in Sprint 1)</w:t>
             </w:r>
           </w:p>
         </w:tc>
@@ -3324,7 +3347,7 @@
                 <w:sz w:val="18"/>
                 <w:szCs w:val="18"/>
               </w:rPr>
-              <w:t xml:space="preserve">Pass</w:t>
+              <w:t xml:space="preserve">Not built (app shows High / Medium / Low risk; DEC-01)</w:t>
             </w:r>
           </w:p>
         </w:tc>
@@ -3592,7 +3615,7 @@
                 <w:sz w:val="18"/>
                 <w:szCs w:val="18"/>
               </w:rPr>
-              <w:t xml:space="preserve">Pass</w:t>
+              <w:t xml:space="preserve">Not built (drawer exists without components; Sprint 2)</w:t>
             </w:r>
           </w:p>
         </w:tc>
@@ -4025,7 +4048,7 @@
                 <w:sz w:val="18"/>
                 <w:szCs w:val="18"/>
               </w:rPr>
-              <w:t xml:space="preserve">Heatmap with risk tier × plan segment matrix</w:t>
+              <w:t xml:space="preserve">Heatmap of churn % by group × tenure band</w:t>
             </w:r>
           </w:p>
         </w:tc>
@@ -4047,7 +4070,7 @@
                 <w:sz w:val="18"/>
                 <w:szCs w:val="18"/>
               </w:rPr>
-              <w:t xml:space="preserve">Pass</w:t>
+              <w:t xml:space="preserve">Pass (risk tier × plan matrix: Sprint 3)</w:t>
             </w:r>
           </w:p>
         </w:tc>
@@ -4181,7 +4204,7 @@
                 <w:sz w:val="18"/>
                 <w:szCs w:val="18"/>
               </w:rPr>
-              <w:t xml:space="preserve">Pass</w:t>
+              <w:t xml:space="preserve">Not built (Sprint 3)</w:t>
             </w:r>
           </w:p>
         </w:tc>
@@ -4315,7 +4338,7 @@
                 <w:sz w:val="18"/>
                 <w:szCs w:val="18"/>
               </w:rPr>
-              <w:t xml:space="preserve">Pass</w:t>
+              <w:t xml:space="preserve">Not built (Sprint 3)</w:t>
             </w:r>
           </w:p>
         </w:tc>
@@ -4449,7 +4472,7 @@
                 <w:sz w:val="18"/>
                 <w:szCs w:val="18"/>
               </w:rPr>
-              <w:t xml:space="preserve">Pass</w:t>
+              <w:t xml:space="preserve">Not built (Sprint 3)</w:t>
             </w:r>
           </w:p>
         </w:tc>
@@ -4770,7 +4793,7 @@
                 <w:sz w:val="18"/>
                 <w:szCs w:val="18"/>
               </w:rPr>
-              <w:t xml:space="preserve">Pass</w:t>
+              <w:t xml:space="preserve">Not built (Sprint 4)</w:t>
             </w:r>
           </w:p>
         </w:tc>
@@ -4904,7 +4927,7 @@
                 <w:sz w:val="18"/>
                 <w:szCs w:val="18"/>
               </w:rPr>
-              <w:t xml:space="preserve">Pass</w:t>
+              <w:t xml:space="preserve">Not built (Sprint 4)</w:t>
             </w:r>
           </w:p>
         </w:tc>
@@ -5172,7 +5195,7 @@
                 <w:sz w:val="18"/>
                 <w:szCs w:val="18"/>
               </w:rPr>
-              <w:t xml:space="preserve">Pass</w:t>
+              <w:t xml:space="preserve">Not built (Sprint 4)</w:t>
             </w:r>
           </w:p>
         </w:tc>
@@ -5306,7 +5329,7 @@
                 <w:sz w:val="18"/>
                 <w:szCs w:val="18"/>
               </w:rPr>
-              <w:t xml:space="preserve">Pass</w:t>
+              <w:t xml:space="preserve">Partly built (resolve works; outcome note not built)</w:t>
             </w:r>
           </w:p>
         </w:tc>
@@ -10127,7 +10150,7 @@
                 <w:sz w:val="18"/>
                 <w:szCs w:val="18"/>
               </w:rPr>
-              <w:t xml:space="preserve">Pass</w:t>
+              <w:t xml:space="preserve">Not run (axe-core not set up; Sprint 4)</w:t>
             </w:r>
           </w:p>
         </w:tc>
@@ -10401,6 +10424,58 @@
         </w:tc>
       </w:tr>
     </w:tbl>
+    <w:p>
+      <w:pPr>
+        <w:pStyle w:val="Heading2"/>
+        <w:spacing w:after="120" w:before="280"/>
+      </w:pPr>
+      <w:r>
+        <w:rPr>
+          <w:b/>
+          <w:bCs/>
+          <w:color w:val="176BFA"/>
+          <w:sz w:val="24"/>
+          <w:szCs w:val="24"/>
+        </w:rPr>
+        <w:t xml:space="preserve">12. CHANGE LOG</w:t>
+      </w:r>
+    </w:p>
+    <w:p>
+      <w:pPr>
+        <w:spacing w:after="80" w:before="60"/>
+        <w:jc w:val="left"/>
+      </w:pPr>
+      <w:r>
+        <w:rPr>
+          <w:b w:val="false"/>
+          <w:bCs w:val="false"/>
+          <w:i w:val="false"/>
+          <w:iCs w:val="false"/>
+          <w:color w:val="1E293B"/>
+          <w:sz w:val="20"/>
+          <w:szCs w:val="20"/>
+        </w:rPr>
+        <w:t xml:space="preserve">14 Oct 2026 — Test strategy now lists the tools CI actually runs; Vitest, Playwright and axe-core marked as not set up / planned.</w:t>
+      </w:r>
+    </w:p>
+    <w:p>
+      <w:pPr>
+        <w:spacing w:after="80" w:before="60"/>
+        <w:jc w:val="left"/>
+      </w:pPr>
+      <w:r>
+        <w:rPr>
+          <w:b w:val="false"/>
+          <w:bCs w:val="false"/>
+          <w:i w:val="false"/>
+          <w:iCs w:val="false"/>
+          <w:color w:val="1E293B"/>
+          <w:sz w:val="20"/>
+          <w:szCs w:val="20"/>
+        </w:rPr>
+        <w:t xml:space="preserve">14 Oct 2026 — Statuses corrected: cases marked Pass for features that are not built are now "Not built" with the sprint that delivers them; TC-UP-05 re-worded (personal-data detection exists).</w:t>
+      </w:r>
+    </w:p>
     <w:sectPr>
       <w:headerReference w:type="default" r:id="rId7"/>
       <w:footerReference w:type="default" r:id="rId8"/>

--- a/Documents/Test_Cases_ChurnSight_v2_0.docx
+++ b/Documents/Test_Cases_ChurnSight_v2_0.docx
@@ -3437,7 +3437,7 @@
                 <w:sz w:val="18"/>
                 <w:szCs w:val="18"/>
               </w:rPr>
-              <w:t xml:space="preserve">Click "Critical" KPI tile</w:t>
+              <w:t xml:space="preserve">Click the "High" tier filter button</w:t>
             </w:r>
           </w:p>
         </w:tc>
@@ -3459,7 +3459,7 @@
                 <w:sz w:val="18"/>
                 <w:szCs w:val="18"/>
               </w:rPr>
-              <w:t xml:space="preserve">Only Critical-tier cards displayed</w:t>
+              <w:t xml:space="preserve">Only High-risk cards displayed</w:t>
             </w:r>
           </w:p>
         </w:tc>
@@ -3481,7 +3481,7 @@
                 <w:sz w:val="18"/>
                 <w:szCs w:val="18"/>
               </w:rPr>
-              <w:t xml:space="preserve">Pass</w:t>
+              <w:t xml:space="preserve">Not run (tier buttons All/High/Medium/Low exist; KPI-tile filter is not built — Sprint 2)</w:t>
             </w:r>
           </w:p>
         </w:tc>

--- a/Documents/Test_Cases_ChurnSight_v2_0.docx
+++ b/Documents/Test_Cases_ChurnSight_v2_0.docx
@@ -3347,7 +3347,7 @@
                 <w:sz w:val="18"/>
                 <w:szCs w:val="18"/>
               </w:rPr>
-              <w:t xml:space="preserve">Not built (app shows High / Medium / Low risk; DEC-01)</w:t>
+              <w:t xml:space="preserve">Not built (BRD tier names applied in Sprint 1, CS2-04b)</w:t>
             </w:r>
           </w:p>
         </w:tc>
@@ -10474,6 +10474,24 @@
           <w:szCs w:val="20"/>
         </w:rPr>
         <w:t xml:space="preserve">14 Oct 2026 — Statuses corrected: cases marked Pass for features that are not built are now "Not built" with the sprint that delivers them; TC-UP-05 re-worded (personal-data detection exists).</w:t>
+      </w:r>
+    </w:p>
+    <w:p>
+      <w:pPr>
+        <w:spacing w:after="80" w:before="60"/>
+        <w:jc w:val="left"/>
+      </w:pPr>
+      <w:r>
+        <w:rPr>
+          <w:b w:val="false"/>
+          <w:bCs w:val="false"/>
+          <w:i w:val="false"/>
+          <w:iCs w:val="false"/>
+          <w:color w:val="1E293B"/>
+          <w:sz w:val="20"/>
+          <w:szCs w:val="20"/>
+        </w:rPr>
+        <w:t xml:space="preserve">15 Oct 2026 — TC-HS-02 status points to CS2-04b (decision DEC-01).</w:t>
       </w:r>
     </w:p>
     <w:sectPr>

--- a/Documents/Test_Cases_ChurnSight_v2_0.docx
+++ b/Documents/Test_Cases_ChurnSight_v2_0.docx
@@ -3754,6 +3754,274 @@
           </w:p>
         </w:tc>
       </w:tr>
+      <w:tr>
+        <w:tc>
+          <w:tcPr>
+            <w:tcW w:type="dxa" w:w="1080"/>
+            <w:shd w:fill="F2F4F7" w:color="auto" w:val="clear"/>
+            <w:tcMar>
+              <w:top w:type="dxa" w:w="80"/>
+              <w:left w:type="dxa" w:w="120"/>
+              <w:bottom w:type="dxa" w:w="80"/>
+              <w:right w:type="dxa" w:w="120"/>
+            </w:tcMar>
+          </w:tcPr>
+          <w:p>
+            <w:r>
+              <w:rPr>
+                <w:color w:val="1E293B"/>
+                <w:sz w:val="18"/>
+                <w:szCs w:val="18"/>
+              </w:rPr>
+              <w:t xml:space="preserve">TC-HS-06</w:t>
+            </w:r>
+          </w:p>
+        </w:tc>
+        <w:tc>
+          <w:tcPr>
+            <w:tcW w:type="dxa" w:w="1697"/>
+            <w:shd w:fill="F2F4F7" w:color="auto" w:val="clear"/>
+            <w:tcMar>
+              <w:top w:type="dxa" w:w="80"/>
+              <w:left w:type="dxa" w:w="120"/>
+              <w:bottom w:type="dxa" w:w="80"/>
+              <w:right w:type="dxa" w:w="120"/>
+            </w:tcMar>
+          </w:tcPr>
+          <w:p>
+            <w:r>
+              <w:rPr>
+                <w:color w:val="1E293B"/>
+                <w:sz w:val="18"/>
+                <w:szCs w:val="18"/>
+              </w:rPr>
+              <w:t xml:space="preserve">Partial data — re-normalised score</w:t>
+            </w:r>
+          </w:p>
+        </w:tc>
+        <w:tc>
+          <w:tcPr>
+            <w:tcW w:type="dxa" w:w="1697"/>
+            <w:shd w:fill="F2F4F7" w:color="auto" w:val="clear"/>
+            <w:tcMar>
+              <w:top w:type="dxa" w:w="80"/>
+              <w:left w:type="dxa" w:w="120"/>
+              <w:bottom w:type="dxa" w:w="80"/>
+              <w:right w:type="dxa" w:w="120"/>
+            </w:tcMar>
+          </w:tcPr>
+          <w:p>
+            <w:r>
+              <w:rPr>
+                <w:color w:val="1E293B"/>
+                <w:sz w:val="18"/>
+                <w:szCs w:val="18"/>
+              </w:rPr>
+              <w:t xml:space="preserve">Dataset has churn model + support + payment columns, no adoption / engagement / contract data</w:t>
+            </w:r>
+          </w:p>
+        </w:tc>
+        <w:tc>
+          <w:tcPr>
+            <w:tcW w:type="dxa" w:w="2006"/>
+            <w:shd w:fill="F2F4F7" w:color="auto" w:val="clear"/>
+            <w:tcMar>
+              <w:top w:type="dxa" w:w="80"/>
+              <w:left w:type="dxa" w:w="120"/>
+              <w:bottom w:type="dxa" w:w="80"/>
+              <w:right w:type="dxa" w:w="120"/>
+            </w:tcMar>
+          </w:tcPr>
+          <w:p>
+            <w:r>
+              <w:rPr>
+                <w:color w:val="1E293B"/>
+                <w:sz w:val="18"/>
+                <w:szCs w:val="18"/>
+              </w:rPr>
+              <w:t xml:space="preserve">Upload; open Health Scores</w:t>
+            </w:r>
+          </w:p>
+        </w:tc>
+        <w:tc>
+          <w:tcPr>
+            <w:tcW w:type="dxa" w:w="2314"/>
+            <w:shd w:fill="F2F4F7" w:color="auto" w:val="clear"/>
+            <w:tcMar>
+              <w:top w:type="dxa" w:w="80"/>
+              <w:left w:type="dxa" w:w="120"/>
+              <w:bottom w:type="dxa" w:w="80"/>
+              <w:right w:type="dxa" w:w="120"/>
+            </w:tcMar>
+          </w:tcPr>
+          <w:p>
+            <w:r>
+              <w:rPr>
+                <w:color w:val="1E293B"/>
+                <w:sz w:val="18"/>
+                <w:szCs w:val="18"/>
+              </w:rPr>
+              <w:t xml:space="preserve">Each card shows a 0–100 score from the 3 available components with weights re-normalised (25+20+15 → 100%); coverage shown as 60%; no "Limited data" label; upload accepted</w:t>
+            </w:r>
+          </w:p>
+        </w:tc>
+        <w:tc>
+          <w:tcPr>
+            <w:tcW w:type="dxa" w:w="926"/>
+            <w:shd w:fill="F2F4F7" w:color="auto" w:val="clear"/>
+            <w:tcMar>
+              <w:top w:type="dxa" w:w="80"/>
+              <w:left w:type="dxa" w:w="120"/>
+              <w:bottom w:type="dxa" w:w="80"/>
+              <w:right w:type="dxa" w:w="120"/>
+            </w:tcMar>
+          </w:tcPr>
+          <w:p>
+            <w:r>
+              <w:rPr>
+                <w:color w:val="1E293B"/>
+                <w:sz w:val="18"/>
+                <w:szCs w:val="18"/>
+              </w:rPr>
+              <w:t xml:space="preserve">Not built (Sprint 1, CS2-03)</w:t>
+            </w:r>
+          </w:p>
+        </w:tc>
+      </w:tr>
+      <w:tr>
+        <w:tc>
+          <w:tcPr>
+            <w:tcW w:type="dxa" w:w="1080"/>
+            <w:shd w:fill="FFFFFF" w:color="auto" w:val="clear"/>
+            <w:tcMar>
+              <w:top w:type="dxa" w:w="80"/>
+              <w:left w:type="dxa" w:w="120"/>
+              <w:bottom w:type="dxa" w:w="80"/>
+              <w:right w:type="dxa" w:w="120"/>
+            </w:tcMar>
+          </w:tcPr>
+          <w:p>
+            <w:r>
+              <w:rPr>
+                <w:color w:val="1E293B"/>
+                <w:sz w:val="18"/>
+                <w:szCs w:val="18"/>
+              </w:rPr>
+              <w:t xml:space="preserve">TC-HS-07</w:t>
+            </w:r>
+          </w:p>
+        </w:tc>
+        <w:tc>
+          <w:tcPr>
+            <w:tcW w:type="dxa" w:w="1697"/>
+            <w:shd w:fill="FFFFFF" w:color="auto" w:val="clear"/>
+            <w:tcMar>
+              <w:top w:type="dxa" w:w="80"/>
+              <w:left w:type="dxa" w:w="120"/>
+              <w:bottom w:type="dxa" w:w="80"/>
+              <w:right w:type="dxa" w:w="120"/>
+            </w:tcMar>
+          </w:tcPr>
+          <w:p>
+            <w:r>
+              <w:rPr>
+                <w:color w:val="1E293B"/>
+                <w:sz w:val="18"/>
+                <w:szCs w:val="18"/>
+              </w:rPr>
+              <w:t xml:space="preserve">Low coverage — Limited data</w:t>
+            </w:r>
+          </w:p>
+        </w:tc>
+        <w:tc>
+          <w:tcPr>
+            <w:tcW w:type="dxa" w:w="1697"/>
+            <w:shd w:fill="FFFFFF" w:color="auto" w:val="clear"/>
+            <w:tcMar>
+              <w:top w:type="dxa" w:w="80"/>
+              <w:left w:type="dxa" w:w="120"/>
+              <w:bottom w:type="dxa" w:w="80"/>
+              <w:right w:type="dxa" w:w="120"/>
+            </w:tcMar>
+          </w:tcPr>
+          <w:p>
+            <w:r>
+              <w:rPr>
+                <w:color w:val="1E293B"/>
+                <w:sz w:val="18"/>
+                <w:szCs w:val="18"/>
+              </w:rPr>
+              <w:t xml:space="preserve">Dataset has only the columns the churn model needs</w:t>
+            </w:r>
+          </w:p>
+        </w:tc>
+        <w:tc>
+          <w:tcPr>
+            <w:tcW w:type="dxa" w:w="2006"/>
+            <w:shd w:fill="FFFFFF" w:color="auto" w:val="clear"/>
+            <w:tcMar>
+              <w:top w:type="dxa" w:w="80"/>
+              <w:left w:type="dxa" w:w="120"/>
+              <w:bottom w:type="dxa" w:w="80"/>
+              <w:right w:type="dxa" w:w="120"/>
+            </w:tcMar>
+          </w:tcPr>
+          <w:p>
+            <w:r>
+              <w:rPr>
+                <w:color w:val="1E293B"/>
+                <w:sz w:val="18"/>
+                <w:szCs w:val="18"/>
+              </w:rPr>
+              <w:t xml:space="preserve">Upload; open Health Scores</w:t>
+            </w:r>
+          </w:p>
+        </w:tc>
+        <w:tc>
+          <w:tcPr>
+            <w:tcW w:type="dxa" w:w="2314"/>
+            <w:shd w:fill="FFFFFF" w:color="auto" w:val="clear"/>
+            <w:tcMar>
+              <w:top w:type="dxa" w:w="80"/>
+              <w:left w:type="dxa" w:w="120"/>
+              <w:bottom w:type="dxa" w:w="80"/>
+              <w:right w:type="dxa" w:w="120"/>
+            </w:tcMar>
+          </w:tcPr>
+          <w:p>
+            <w:r>
+              <w:rPr>
+                <w:color w:val="1E293B"/>
+                <w:sz w:val="18"/>
+                <w:szCs w:val="18"/>
+              </w:rPr>
+              <w:t xml:space="preserve">Upload accepted; score equals the churn-model component; coverage shown as 25%; card marked "Limited data"</w:t>
+            </w:r>
+          </w:p>
+        </w:tc>
+        <w:tc>
+          <w:tcPr>
+            <w:tcW w:type="dxa" w:w="926"/>
+            <w:shd w:fill="FFFFFF" w:color="auto" w:val="clear"/>
+            <w:tcMar>
+              <w:top w:type="dxa" w:w="80"/>
+              <w:left w:type="dxa" w:w="120"/>
+              <w:bottom w:type="dxa" w:w="80"/>
+              <w:right w:type="dxa" w:w="120"/>
+            </w:tcMar>
+          </w:tcPr>
+          <w:p>
+            <w:r>
+              <w:rPr>
+                <w:color w:val="1E293B"/>
+                <w:sz w:val="18"/>
+                <w:szCs w:val="18"/>
+              </w:rPr>
+              <w:t xml:space="preserve">Not built (Sprint 1, CS2-03)</w:t>
+            </w:r>
+          </w:p>
+        </w:tc>
+      </w:tr>
     </w:tbl>
     <w:p>
       <w:pPr>
@@ -10492,6 +10760,24 @@
           <w:szCs w:val="20"/>
         </w:rPr>
         <w:t xml:space="preserve">15 Oct 2026 — TC-HS-02 status points to CS2-04b (decision DEC-01).</w:t>
+      </w:r>
+    </w:p>
+    <w:p>
+      <w:pPr>
+        <w:spacing w:after="80" w:before="60"/>
+        <w:jc w:val="left"/>
+      </w:pPr>
+      <w:r>
+        <w:rPr>
+          <w:b w:val="false"/>
+          <w:bCs w:val="false"/>
+          <w:i w:val="false"/>
+          <w:iCs w:val="false"/>
+          <w:color w:val="1E293B"/>
+          <w:sz w:val="20"/>
+          <w:szCs w:val="20"/>
+        </w:rPr>
+        <w:t xml:space="preserve">15 Oct 2026 — Added TC-HS-06 and TC-HS-07 for decision DEC-03 (re-normalised score, coverage, "Limited data").</w:t>
       </w:r>
     </w:p>
     <w:sectPr>
